--- a/Booksmut/Documentation/Build up to UI/ReelForge-Technical-Guide-v2.docx
+++ b/Booksmut/Documentation/Build up to UI/ReelForge-Technical-Guide-v2.docx
@@ -8422,6 +8422,1040 @@
           </w:p>
         </w:tc>
       </w:tr>
+      <w:tr>
+        <w:tc>
+          <w:tcPr>
+            <w:tcW w:type="dxa" w:w="1234"/>
+          </w:tcPr>
+          <w:p>
+            <w:r>
+              <w:t>contact_discovery_method</w:t>
+            </w:r>
+          </w:p>
+        </w:tc>
+        <w:tc>
+          <w:tcPr>
+            <w:tcW w:type="dxa" w:w="1234"/>
+          </w:tcPr>
+          <w:p>
+            <w:r>
+              <w:t>text ENUM</w:t>
+            </w:r>
+          </w:p>
+        </w:tc>
+        <w:tc>
+          <w:tcPr>
+            <w:tcW w:type="dxa" w:w="1234"/>
+          </w:tcPr>
+          <w:p>
+            <w:r/>
+            <w:r>
+              <w:rPr>
+                <w:rFonts w:ascii="Courier New" w:hAnsi="Courier New"/>
+                <w:sz w:val="20"/>
+              </w:rPr>
+              <w:t>MANUAL</w:t>
+            </w:r>
+            <w:r>
+              <w:t xml:space="preserve"> \</w:t>
+            </w:r>
+          </w:p>
+        </w:tc>
+        <w:tc>
+          <w:tcPr>
+            <w:tcW w:type="dxa" w:w="1234"/>
+          </w:tcPr>
+          <w:p>
+            <w:r/>
+            <w:r>
+              <w:rPr>
+                <w:rFonts w:ascii="Courier New" w:hAnsi="Courier New"/>
+                <w:sz w:val="20"/>
+              </w:rPr>
+              <w:t>AUTO_CONFIRMED</w:t>
+            </w:r>
+            <w:r>
+              <w:t xml:space="preserve"> \</w:t>
+            </w:r>
+          </w:p>
+        </w:tc>
+        <w:tc>
+          <w:tcPr>
+            <w:tcW w:type="dxa" w:w="1234"/>
+          </w:tcPr>
+          <w:p>
+            <w:r/>
+            <w:r>
+              <w:rPr>
+                <w:rFonts w:ascii="Courier New" w:hAnsi="Courier New"/>
+                <w:sz w:val="20"/>
+              </w:rPr>
+              <w:t>AUTO_AUTO</w:t>
+            </w:r>
+            <w:r>
+              <w:t xml:space="preserve"> — see ADR 0003</w:t>
+            </w:r>
+          </w:p>
+        </w:tc>
+        <w:tc>
+          <w:tcPr>
+            <w:tcW w:type="dxa" w:w="1234"/>
+          </w:tcPr>
+          <w:p>
+            <w:r/>
+          </w:p>
+        </w:tc>
+        <w:tc>
+          <w:tcPr>
+            <w:tcW w:type="dxa" w:w="1234"/>
+          </w:tcPr>
+          <w:p>
+            <w:r/>
+          </w:p>
+        </w:tc>
+      </w:tr>
+      <w:tr>
+        <w:tc>
+          <w:tcPr>
+            <w:tcW w:type="dxa" w:w="1234"/>
+          </w:tcPr>
+          <w:p>
+            <w:r>
+              <w:t>partner_corrected_contact</w:t>
+            </w:r>
+          </w:p>
+        </w:tc>
+        <w:tc>
+          <w:tcPr>
+            <w:tcW w:type="dxa" w:w="1234"/>
+          </w:tcPr>
+          <w:p>
+            <w:r>
+              <w:t>boolean</w:t>
+            </w:r>
+          </w:p>
+        </w:tc>
+        <w:tc>
+          <w:tcPr>
+            <w:tcW w:type="dxa" w:w="1234"/>
+          </w:tcPr>
+          <w:p>
+            <w:r>
+              <w:t>True if partner changed the auto-found email — feeds accuracy log</w:t>
+            </w:r>
+          </w:p>
+        </w:tc>
+        <w:tc>
+          <w:tcPr>
+            <w:tcW w:type="dxa" w:w="1234"/>
+          </w:tcPr>
+          <w:p>
+            <w:r/>
+          </w:p>
+        </w:tc>
+        <w:tc>
+          <w:tcPr>
+            <w:tcW w:type="dxa" w:w="1234"/>
+          </w:tcPr>
+          <w:p>
+            <w:r/>
+          </w:p>
+        </w:tc>
+        <w:tc>
+          <w:tcPr>
+            <w:tcW w:type="dxa" w:w="1234"/>
+          </w:tcPr>
+          <w:p>
+            <w:r/>
+          </w:p>
+        </w:tc>
+        <w:tc>
+          <w:tcPr>
+            <w:tcW w:type="dxa" w:w="1234"/>
+          </w:tcPr>
+          <w:p>
+            <w:r/>
+          </w:p>
+        </w:tc>
+      </w:tr>
+      <w:tr>
+        <w:tc>
+          <w:tcPr>
+            <w:tcW w:type="dxa" w:w="1234"/>
+          </w:tcPr>
+          <w:p>
+            <w:r>
+              <w:t>outreach_draft_id</w:t>
+            </w:r>
+          </w:p>
+        </w:tc>
+        <w:tc>
+          <w:tcPr>
+            <w:tcW w:type="dxa" w:w="1234"/>
+          </w:tcPr>
+          <w:p>
+            <w:r>
+              <w:t>text</w:t>
+            </w:r>
+          </w:p>
+        </w:tc>
+        <w:tc>
+          <w:tcPr>
+            <w:tcW w:type="dxa" w:w="1234"/>
+          </w:tcPr>
+          <w:p>
+            <w:r>
+              <w:t>Gmail draft ID — used to link directly to the draft in partner's inbox</w:t>
+            </w:r>
+          </w:p>
+        </w:tc>
+        <w:tc>
+          <w:tcPr>
+            <w:tcW w:type="dxa" w:w="1234"/>
+          </w:tcPr>
+          <w:p>
+            <w:r/>
+          </w:p>
+        </w:tc>
+        <w:tc>
+          <w:tcPr>
+            <w:tcW w:type="dxa" w:w="1234"/>
+          </w:tcPr>
+          <w:p>
+            <w:r/>
+          </w:p>
+        </w:tc>
+        <w:tc>
+          <w:tcPr>
+            <w:tcW w:type="dxa" w:w="1234"/>
+          </w:tcPr>
+          <w:p>
+            <w:r/>
+          </w:p>
+        </w:tc>
+        <w:tc>
+          <w:tcPr>
+            <w:tcW w:type="dxa" w:w="1234"/>
+          </w:tcPr>
+          <w:p>
+            <w:r/>
+          </w:p>
+        </w:tc>
+      </w:tr>
+      <w:tr>
+        <w:tc>
+          <w:tcPr>
+            <w:tcW w:type="dxa" w:w="1234"/>
+          </w:tcPr>
+          <w:p>
+            <w:r>
+              <w:t>followup_draft_sent_at</w:t>
+            </w:r>
+          </w:p>
+        </w:tc>
+        <w:tc>
+          <w:tcPr>
+            <w:tcW w:type="dxa" w:w="1234"/>
+          </w:tcPr>
+          <w:p>
+            <w:r>
+              <w:t>timestamptz</w:t>
+            </w:r>
+          </w:p>
+        </w:tc>
+        <w:tc>
+          <w:tcPr>
+            <w:tcW w:type="dxa" w:w="1234"/>
+          </w:tcPr>
+          <w:p>
+            <w:r>
+              <w:t>Prevents 7-day follow-up draft from re-firing</w:t>
+            </w:r>
+          </w:p>
+        </w:tc>
+        <w:tc>
+          <w:tcPr>
+            <w:tcW w:type="dxa" w:w="1234"/>
+          </w:tcPr>
+          <w:p>
+            <w:r/>
+          </w:p>
+        </w:tc>
+        <w:tc>
+          <w:tcPr>
+            <w:tcW w:type="dxa" w:w="1234"/>
+          </w:tcPr>
+          <w:p>
+            <w:r/>
+          </w:p>
+        </w:tc>
+        <w:tc>
+          <w:tcPr>
+            <w:tcW w:type="dxa" w:w="1234"/>
+          </w:tcPr>
+          <w:p>
+            <w:r/>
+          </w:p>
+        </w:tc>
+        <w:tc>
+          <w:tcPr>
+            <w:tcW w:type="dxa" w:w="1234"/>
+          </w:tcPr>
+          <w:p>
+            <w:r/>
+          </w:p>
+        </w:tc>
+      </w:tr>
+      <w:tr>
+        <w:tc>
+          <w:tcPr>
+            <w:tcW w:type="dxa" w:w="1234"/>
+          </w:tcPr>
+          <w:p>
+            <w:r>
+              <w:t>gmail_thread_id</w:t>
+            </w:r>
+          </w:p>
+        </w:tc>
+        <w:tc>
+          <w:tcPr>
+            <w:tcW w:type="dxa" w:w="1234"/>
+          </w:tcPr>
+          <w:p>
+            <w:r>
+              <w:t>text</w:t>
+            </w:r>
+          </w:p>
+        </w:tc>
+        <w:tc>
+          <w:tcPr>
+            <w:tcW w:type="dxa" w:w="1234"/>
+          </w:tcPr>
+          <w:p>
+            <w:r>
+              <w:t>Reserved for Option C — tracks reply conversation thread</w:t>
+            </w:r>
+          </w:p>
+        </w:tc>
+        <w:tc>
+          <w:tcPr>
+            <w:tcW w:type="dxa" w:w="1234"/>
+          </w:tcPr>
+          <w:p>
+            <w:r/>
+          </w:p>
+        </w:tc>
+        <w:tc>
+          <w:tcPr>
+            <w:tcW w:type="dxa" w:w="1234"/>
+          </w:tcPr>
+          <w:p>
+            <w:r/>
+          </w:p>
+        </w:tc>
+        <w:tc>
+          <w:tcPr>
+            <w:tcW w:type="dxa" w:w="1234"/>
+          </w:tcPr>
+          <w:p>
+            <w:r/>
+          </w:p>
+        </w:tc>
+        <w:tc>
+          <w:tcPr>
+            <w:tcW w:type="dxa" w:w="1234"/>
+          </w:tcPr>
+          <w:p>
+            <w:r/>
+          </w:p>
+        </w:tc>
+      </w:tr>
+      <w:tr>
+        <w:tc>
+          <w:tcPr>
+            <w:tcW w:type="dxa" w:w="1234"/>
+          </w:tcPr>
+          <w:p>
+            <w:r>
+              <w:t>sent_at_detected</w:t>
+            </w:r>
+          </w:p>
+        </w:tc>
+        <w:tc>
+          <w:tcPr>
+            <w:tcW w:type="dxa" w:w="1234"/>
+          </w:tcPr>
+          <w:p>
+            <w:r>
+              <w:t>timestamptz</w:t>
+            </w:r>
+          </w:p>
+        </w:tc>
+        <w:tc>
+          <w:tcPr>
+            <w:tcW w:type="dxa" w:w="1234"/>
+          </w:tcPr>
+          <w:p>
+            <w:r>
+              <w:t>Null in Option B (manual mark); auto-filled in Option C via Sent folder</w:t>
+            </w:r>
+          </w:p>
+        </w:tc>
+        <w:tc>
+          <w:tcPr>
+            <w:tcW w:type="dxa" w:w="1234"/>
+          </w:tcPr>
+          <w:p>
+            <w:r/>
+          </w:p>
+        </w:tc>
+        <w:tc>
+          <w:tcPr>
+            <w:tcW w:type="dxa" w:w="1234"/>
+          </w:tcPr>
+          <w:p>
+            <w:r/>
+          </w:p>
+        </w:tc>
+        <w:tc>
+          <w:tcPr>
+            <w:tcW w:type="dxa" w:w="1234"/>
+          </w:tcPr>
+          <w:p>
+            <w:r/>
+          </w:p>
+        </w:tc>
+        <w:tc>
+          <w:tcPr>
+            <w:tcW w:type="dxa" w:w="1234"/>
+          </w:tcPr>
+          <w:p>
+            <w:r/>
+          </w:p>
+        </w:tc>
+      </w:tr>
+    </w:tbl>
+    <w:p/>
+    <w:p>
+      <w:pPr>
+        <w:pStyle w:val="Heading3"/>
+      </w:pPr>
+      <w:r>
+        <w:t>contact_discovery_log — accuracy tracking for auto contact finder</w:t>
+      </w:r>
+    </w:p>
+    <w:tbl>
+      <w:tblPr>
+        <w:tblStyle w:val="TableGrid"/>
+        <w:tblW w:type="auto" w:w="0"/>
+        <w:tblLook w:firstColumn="1" w:firstRow="1" w:lastColumn="0" w:lastRow="0" w:noHBand="0" w:noVBand="1" w:val="04A0"/>
+      </w:tblPr>
+      <w:tblGrid>
+        <w:gridCol w:w="2880"/>
+        <w:gridCol w:w="2880"/>
+        <w:gridCol w:w="2880"/>
+      </w:tblGrid>
+      <w:tr>
+        <w:tc>
+          <w:tcPr>
+            <w:tcW w:type="dxa" w:w="2880"/>
+          </w:tcPr>
+          <w:p>
+            <w:r>
+              <w:rPr>
+                <w:b/>
+              </w:rPr>
+              <w:t>Field</w:t>
+            </w:r>
+          </w:p>
+        </w:tc>
+        <w:tc>
+          <w:tcPr>
+            <w:tcW w:type="dxa" w:w="2880"/>
+          </w:tcPr>
+          <w:p>
+            <w:r>
+              <w:rPr>
+                <w:b/>
+              </w:rPr>
+              <w:t>Type</w:t>
+            </w:r>
+          </w:p>
+        </w:tc>
+        <w:tc>
+          <w:tcPr>
+            <w:tcW w:type="dxa" w:w="2880"/>
+          </w:tcPr>
+          <w:p>
+            <w:r>
+              <w:rPr>
+                <w:b/>
+              </w:rPr>
+              <w:t>Purpose</w:t>
+            </w:r>
+          </w:p>
+        </w:tc>
+      </w:tr>
+      <w:tr>
+        <w:tc>
+          <w:tcPr>
+            <w:tcW w:type="dxa" w:w="2880"/>
+          </w:tcPr>
+          <w:p>
+            <w:r>
+              <w:t>id</w:t>
+            </w:r>
+          </w:p>
+        </w:tc>
+        <w:tc>
+          <w:tcPr>
+            <w:tcW w:type="dxa" w:w="2880"/>
+          </w:tcPr>
+          <w:p>
+            <w:r>
+              <w:t>uuid PK</w:t>
+            </w:r>
+          </w:p>
+        </w:tc>
+        <w:tc>
+          <w:tcPr>
+            <w:tcW w:type="dxa" w:w="2880"/>
+          </w:tcPr>
+          <w:p>
+            <w:r>
+              <w:t>Primary key</w:t>
+            </w:r>
+          </w:p>
+        </w:tc>
+      </w:tr>
+      <w:tr>
+        <w:tc>
+          <w:tcPr>
+            <w:tcW w:type="dxa" w:w="2880"/>
+          </w:tcPr>
+          <w:p>
+            <w:r>
+              <w:t>publisher_domain</w:t>
+            </w:r>
+          </w:p>
+        </w:tc>
+        <w:tc>
+          <w:tcPr>
+            <w:tcW w:type="dxa" w:w="2880"/>
+          </w:tcPr>
+          <w:p>
+            <w:r>
+              <w:t>text</w:t>
+            </w:r>
+          </w:p>
+        </w:tc>
+        <w:tc>
+          <w:tcPr>
+            <w:tcW w:type="dxa" w:w="2880"/>
+          </w:tcPr>
+          <w:p>
+            <w:r>
+              <w:t>Publisher being looked up</w:t>
+            </w:r>
+          </w:p>
+        </w:tc>
+      </w:tr>
+      <w:tr>
+        <w:tc>
+          <w:tcPr>
+            <w:tcW w:type="dxa" w:w="2880"/>
+          </w:tcPr>
+          <w:p>
+            <w:r>
+              <w:t>discovered_email</w:t>
+            </w:r>
+          </w:p>
+        </w:tc>
+        <w:tc>
+          <w:tcPr>
+            <w:tcW w:type="dxa" w:w="2880"/>
+          </w:tcPr>
+          <w:p>
+            <w:r>
+              <w:t>text</w:t>
+            </w:r>
+          </w:p>
+        </w:tc>
+        <w:tc>
+          <w:tcPr>
+            <w:tcW w:type="dxa" w:w="2880"/>
+          </w:tcPr>
+          <w:p>
+            <w:r>
+              <w:t>Email address the system found</w:t>
+            </w:r>
+          </w:p>
+        </w:tc>
+      </w:tr>
+      <w:tr>
+        <w:tc>
+          <w:tcPr>
+            <w:tcW w:type="dxa" w:w="2880"/>
+          </w:tcPr>
+          <w:p>
+            <w:r>
+              <w:t>was_correct</w:t>
+            </w:r>
+          </w:p>
+        </w:tc>
+        <w:tc>
+          <w:tcPr>
+            <w:tcW w:type="dxa" w:w="2880"/>
+          </w:tcPr>
+          <w:p>
+            <w:r>
+              <w:t>boolean</w:t>
+            </w:r>
+          </w:p>
+        </w:tc>
+        <w:tc>
+          <w:tcPr>
+            <w:tcW w:type="dxa" w:w="2880"/>
+          </w:tcPr>
+          <w:p>
+            <w:r>
+              <w:t>Set when partner confirms or corrects — feeds accuracy metric</w:t>
+            </w:r>
+          </w:p>
+        </w:tc>
+      </w:tr>
+      <w:tr>
+        <w:tc>
+          <w:tcPr>
+            <w:tcW w:type="dxa" w:w="2880"/>
+          </w:tcPr>
+          <w:p>
+            <w:r>
+              <w:t>corrected_to</w:t>
+            </w:r>
+          </w:p>
+        </w:tc>
+        <w:tc>
+          <w:tcPr>
+            <w:tcW w:type="dxa" w:w="2880"/>
+          </w:tcPr>
+          <w:p>
+            <w:r>
+              <w:t>text</w:t>
+            </w:r>
+          </w:p>
+        </w:tc>
+        <w:tc>
+          <w:tcPr>
+            <w:tcW w:type="dxa" w:w="2880"/>
+          </w:tcPr>
+          <w:p>
+            <w:r>
+              <w:t>What partner changed it to (if wrong)</w:t>
+            </w:r>
+          </w:p>
+        </w:tc>
+      </w:tr>
+      <w:tr>
+        <w:tc>
+          <w:tcPr>
+            <w:tcW w:type="dxa" w:w="2880"/>
+          </w:tcPr>
+          <w:p>
+            <w:r>
+              <w:t>run_number</w:t>
+            </w:r>
+          </w:p>
+        </w:tc>
+        <w:tc>
+          <w:tcPr>
+            <w:tcW w:type="dxa" w:w="2880"/>
+          </w:tcPr>
+          <w:p>
+            <w:r>
+              <w:t>int</w:t>
+            </w:r>
+          </w:p>
+        </w:tc>
+        <w:tc>
+          <w:tcPr>
+            <w:tcW w:type="dxa" w:w="2880"/>
+          </w:tcPr>
+          <w:p>
+            <w:r>
+              <w:t>Cumulative counter — accuracy = correct / last 50 runs</w:t>
+            </w:r>
+          </w:p>
+        </w:tc>
+      </w:tr>
+      <w:tr>
+        <w:tc>
+          <w:tcPr>
+            <w:tcW w:type="dxa" w:w="2880"/>
+          </w:tcPr>
+          <w:p>
+            <w:r>
+              <w:t>created_at</w:t>
+            </w:r>
+          </w:p>
+        </w:tc>
+        <w:tc>
+          <w:tcPr>
+            <w:tcW w:type="dxa" w:w="2880"/>
+          </w:tcPr>
+          <w:p>
+            <w:r>
+              <w:t>timestamptz</w:t>
+            </w:r>
+          </w:p>
+        </w:tc>
+        <w:tc>
+          <w:tcPr>
+            <w:tcW w:type="dxa" w:w="2880"/>
+          </w:tcPr>
+          <w:p>
+            <w:r/>
+          </w:p>
+        </w:tc>
+      </w:tr>
+    </w:tbl>
+    <w:p/>
+    <w:p>
+      <w:pPr>
+        <w:spacing w:before="80" w:after="80"/>
+        <w:ind w:left="576"/>
+        <w:pBdr>
+          <w:left w:val="single" w:sz="12" w:space="12" w:color="C00000"/>
+        </w:pBdr>
+      </w:pPr>
+      <w:r>
+        <w:t xml:space="preserve">When </w:t>
+      </w:r>
+      <w:r>
+        <w:rPr>
+          <w:rFonts w:ascii="Courier New" w:hAnsi="Courier New"/>
+          <w:sz w:val="20"/>
+        </w:rPr>
+        <w:t>run_number &gt;= 50</w:t>
+      </w:r>
+      <w:r>
+        <w:t xml:space="preserve"> AND rolling accuracy &gt;= 98%, </w:t>
+      </w:r>
+      <w:r>
+        <w:rPr>
+          <w:rFonts w:ascii="Courier New" w:hAnsi="Courier New"/>
+          <w:sz w:val="20"/>
+        </w:rPr>
+        <w:t>contact_discovery_method</w:t>
+      </w:r>
+      <w:r>
+        <w:t xml:space="preserve"> defaults</w:t>
+      </w:r>
+    </w:p>
+    <w:p>
+      <w:pPr>
+        <w:spacing w:before="80" w:after="80"/>
+        <w:ind w:left="576"/>
+        <w:pBdr>
+          <w:left w:val="single" w:sz="12" w:space="12" w:color="C00000"/>
+        </w:pBdr>
+      </w:pPr>
+      <w:r>
+        <w:t xml:space="preserve">to </w:t>
+      </w:r>
+      <w:r>
+        <w:rPr>
+          <w:rFonts w:ascii="Courier New" w:hAnsi="Courier New"/>
+          <w:sz w:val="20"/>
+        </w:rPr>
+        <w:t>AUTO_AUTO</w:t>
+      </w:r>
+      <w:r>
+        <w:t xml:space="preserve"> and the partner confirmation step is skipped automatically.</w:t>
+      </w:r>
+    </w:p>
+    <w:p>
+      <w:pPr>
+        <w:pStyle w:val="Heading3"/>
+      </w:pPr>
+      <w:r>
+        <w:t>prompt_versions — outreach email A/B testing</w:t>
+      </w:r>
+    </w:p>
+    <w:tbl>
+      <w:tblPr>
+        <w:tblStyle w:val="TableGrid"/>
+        <w:tblW w:type="auto" w:w="0"/>
+        <w:tblLook w:firstColumn="1" w:firstRow="1" w:lastColumn="0" w:lastRow="0" w:noHBand="0" w:noVBand="1" w:val="04A0"/>
+      </w:tblPr>
+      <w:tblGrid>
+        <w:gridCol w:w="2880"/>
+        <w:gridCol w:w="2880"/>
+        <w:gridCol w:w="2880"/>
+      </w:tblGrid>
+      <w:tr>
+        <w:tc>
+          <w:tcPr>
+            <w:tcW w:type="dxa" w:w="2880"/>
+          </w:tcPr>
+          <w:p>
+            <w:r>
+              <w:rPr>
+                <w:b/>
+              </w:rPr>
+              <w:t>Field</w:t>
+            </w:r>
+          </w:p>
+        </w:tc>
+        <w:tc>
+          <w:tcPr>
+            <w:tcW w:type="dxa" w:w="2880"/>
+          </w:tcPr>
+          <w:p>
+            <w:r>
+              <w:rPr>
+                <w:b/>
+              </w:rPr>
+              <w:t>Type</w:t>
+            </w:r>
+          </w:p>
+        </w:tc>
+        <w:tc>
+          <w:tcPr>
+            <w:tcW w:type="dxa" w:w="2880"/>
+          </w:tcPr>
+          <w:p>
+            <w:r>
+              <w:rPr>
+                <w:b/>
+              </w:rPr>
+              <w:t>Purpose</w:t>
+            </w:r>
+          </w:p>
+        </w:tc>
+      </w:tr>
+      <w:tr>
+        <w:tc>
+          <w:tcPr>
+            <w:tcW w:type="dxa" w:w="2880"/>
+          </w:tcPr>
+          <w:p>
+            <w:r>
+              <w:t>id</w:t>
+            </w:r>
+          </w:p>
+        </w:tc>
+        <w:tc>
+          <w:tcPr>
+            <w:tcW w:type="dxa" w:w="2880"/>
+          </w:tcPr>
+          <w:p>
+            <w:r>
+              <w:t>uuid PK</w:t>
+            </w:r>
+          </w:p>
+        </w:tc>
+        <w:tc>
+          <w:tcPr>
+            <w:tcW w:type="dxa" w:w="2880"/>
+          </w:tcPr>
+          <w:p>
+            <w:r>
+              <w:t>Primary key</w:t>
+            </w:r>
+          </w:p>
+        </w:tc>
+      </w:tr>
+      <w:tr>
+        <w:tc>
+          <w:tcPr>
+            <w:tcW w:type="dxa" w:w="2880"/>
+          </w:tcPr>
+          <w:p>
+            <w:r>
+              <w:t>prompt_text</w:t>
+            </w:r>
+          </w:p>
+        </w:tc>
+        <w:tc>
+          <w:tcPr>
+            <w:tcW w:type="dxa" w:w="2880"/>
+          </w:tcPr>
+          <w:p>
+            <w:r>
+              <w:t>text</w:t>
+            </w:r>
+          </w:p>
+        </w:tc>
+        <w:tc>
+          <w:tcPr>
+            <w:tcW w:type="dxa" w:w="2880"/>
+          </w:tcPr>
+          <w:p>
+            <w:r>
+              <w:t>Full Gemini prompt template for outreach email generation</w:t>
+            </w:r>
+          </w:p>
+        </w:tc>
+      </w:tr>
+      <w:tr>
+        <w:tc>
+          <w:tcPr>
+            <w:tcW w:type="dxa" w:w="2880"/>
+          </w:tcPr>
+          <w:p>
+            <w:r>
+              <w:t>send_count</w:t>
+            </w:r>
+          </w:p>
+        </w:tc>
+        <w:tc>
+          <w:tcPr>
+            <w:tcW w:type="dxa" w:w="2880"/>
+          </w:tcPr>
+          <w:p>
+            <w:r>
+              <w:t>int</w:t>
+            </w:r>
+          </w:p>
+        </w:tc>
+        <w:tc>
+          <w:tcPr>
+            <w:tcW w:type="dxa" w:w="2880"/>
+          </w:tcPr>
+          <w:p>
+            <w:r>
+              <w:t>Number of emails generated using this version</w:t>
+            </w:r>
+          </w:p>
+        </w:tc>
+      </w:tr>
+      <w:tr>
+        <w:tc>
+          <w:tcPr>
+            <w:tcW w:type="dxa" w:w="2880"/>
+          </w:tcPr>
+          <w:p>
+            <w:r>
+              <w:t>response_count</w:t>
+            </w:r>
+          </w:p>
+        </w:tc>
+        <w:tc>
+          <w:tcPr>
+            <w:tcW w:type="dxa" w:w="2880"/>
+          </w:tcPr>
+          <w:p>
+            <w:r>
+              <w:t>int</w:t>
+            </w:r>
+          </w:p>
+        </w:tc>
+        <w:tc>
+          <w:tcPr>
+            <w:tcW w:type="dxa" w:w="2880"/>
+          </w:tcPr>
+          <w:p>
+            <w:r>
+              <w:t>Publishers who replied (partner marked IN_DISCUSSION)</w:t>
+            </w:r>
+          </w:p>
+        </w:tc>
+      </w:tr>
+      <w:tr>
+        <w:tc>
+          <w:tcPr>
+            <w:tcW w:type="dxa" w:w="2880"/>
+          </w:tcPr>
+          <w:p>
+            <w:r>
+              <w:t>response_rate</w:t>
+            </w:r>
+          </w:p>
+        </w:tc>
+        <w:tc>
+          <w:tcPr>
+            <w:tcW w:type="dxa" w:w="2880"/>
+          </w:tcPr>
+          <w:p>
+            <w:r>
+              <w:t>float</w:t>
+            </w:r>
+          </w:p>
+        </w:tc>
+        <w:tc>
+          <w:tcPr>
+            <w:tcW w:type="dxa" w:w="2880"/>
+          </w:tcPr>
+          <w:p>
+            <w:r>
+              <w:t>response_count / send_count — used to promote best version</w:t>
+            </w:r>
+          </w:p>
+        </w:tc>
+      </w:tr>
+      <w:tr>
+        <w:tc>
+          <w:tcPr>
+            <w:tcW w:type="dxa" w:w="2880"/>
+          </w:tcPr>
+          <w:p>
+            <w:r>
+              <w:t>active</w:t>
+            </w:r>
+          </w:p>
+        </w:tc>
+        <w:tc>
+          <w:tcPr>
+            <w:tcW w:type="dxa" w:w="2880"/>
+          </w:tcPr>
+          <w:p>
+            <w:r>
+              <w:t>boolean</w:t>
+            </w:r>
+          </w:p>
+        </w:tc>
+        <w:tc>
+          <w:tcPr>
+            <w:tcW w:type="dxa" w:w="2880"/>
+          </w:tcPr>
+          <w:p>
+            <w:r>
+              <w:t>Currently the default prompt</w:t>
+            </w:r>
+          </w:p>
+        </w:tc>
+      </w:tr>
+      <w:tr>
+        <w:tc>
+          <w:tcPr>
+            <w:tcW w:type="dxa" w:w="2880"/>
+          </w:tcPr>
+          <w:p>
+            <w:r>
+              <w:t>created_at</w:t>
+            </w:r>
+          </w:p>
+        </w:tc>
+        <w:tc>
+          <w:tcPr>
+            <w:tcW w:type="dxa" w:w="2880"/>
+          </w:tcPr>
+          <w:p>
+            <w:r>
+              <w:t>timestamptz</w:t>
+            </w:r>
+          </w:p>
+        </w:tc>
+        <w:tc>
+          <w:tcPr>
+            <w:tcW w:type="dxa" w:w="2880"/>
+          </w:tcPr>
+          <w:p>
+            <w:r/>
+          </w:p>
+        </w:tc>
+      </w:tr>
     </w:tbl>
     <w:p/>
     <w:p>
@@ -11254,6 +12288,113 @@
     </w:p>
     <w:p>
       <w:pPr>
+        <w:pStyle w:val="ListBullet"/>
+      </w:pPr>
+      <w:r/>
+      <w:r>
+        <w:rPr>
+          <w:b/>
+        </w:rPr>
+        <w:t>Enable Gmail API in Google Cloud project</w:t>
+      </w:r>
+      <w:r>
+        <w:t xml:space="preserve"> (same project as Books, TTS, Vision):</w:t>
+      </w:r>
+    </w:p>
+    <w:p>
+      <w:r>
+        <w:t xml:space="preserve">  - APIs &amp; Services → Library → Gmail API → Enable</w:t>
+      </w:r>
+    </w:p>
+    <w:p>
+      <w:r>
+        <w:t xml:space="preserve">  - OAuth consent screen: External, scope </w:t>
+      </w:r>
+      <w:r>
+        <w:rPr>
+          <w:rFonts w:ascii="Courier New" w:hAnsi="Courier New"/>
+          <w:sz w:val="20"/>
+        </w:rPr>
+        <w:t>gmail.compose</w:t>
+      </w:r>
+      <w:r>
+        <w:t xml:space="preserve"> only (create drafts — cannot read/send/delete)</w:t>
+      </w:r>
+    </w:p>
+    <w:p>
+      <w:r>
+        <w:t xml:space="preserve">  - Authorized domain: add Vercel app domain once known</w:t>
+      </w:r>
+    </w:p>
+    <w:p>
+      <w:r>
+        <w:t xml:space="preserve">  - Test users: add partner's Gmail address</w:t>
+      </w:r>
+    </w:p>
+    <w:p>
+      <w:r>
+        <w:t xml:space="preserve">  - Create OAuth 2.0 Client ID (Web application type)</w:t>
+      </w:r>
+    </w:p>
+    <w:p>
+      <w:r>
+        <w:t xml:space="preserve">  - Store </w:t>
+      </w:r>
+      <w:r>
+        <w:rPr>
+          <w:rFonts w:ascii="Courier New" w:hAnsi="Courier New"/>
+          <w:sz w:val="20"/>
+        </w:rPr>
+        <w:t>GOOGLE_CLIENT_ID</w:t>
+      </w:r>
+      <w:r>
+        <w:t xml:space="preserve"> and </w:t>
+      </w:r>
+      <w:r>
+        <w:rPr>
+          <w:rFonts w:ascii="Courier New" w:hAnsi="Courier New"/>
+          <w:sz w:val="20"/>
+        </w:rPr>
+        <w:t>GOOGLE_CLIENT_SECRET</w:t>
+      </w:r>
+      <w:r>
+        <w:t xml:space="preserve"> in Vercel env vars — never commit</w:t>
+      </w:r>
+    </w:p>
+    <w:p>
+      <w:r>
+        <w:t xml:space="preserve">  - Add both as blank placeholders in </w:t>
+      </w:r>
+      <w:r>
+        <w:rPr>
+          <w:rFonts w:ascii="Courier New" w:hAnsi="Courier New"/>
+          <w:sz w:val="20"/>
+        </w:rPr>
+        <w:t>.env.example</w:t>
+      </w:r>
+      <w:r/>
+    </w:p>
+    <w:p>
+      <w:r>
+        <w:t xml:space="preserve">  - </w:t>
+      </w:r>
+      <w:r>
+        <w:rPr>
+          <w:b/>
+        </w:rPr>
+        <w:t>Note:</w:t>
+      </w:r>
+      <w:r>
+        <w:t xml:space="preserve"> Apply for Google app verification early — review can take 1–4 weeks and blocks</w:t>
+      </w:r>
+    </w:p>
+    <w:p>
+      <w:r>
+        <w:t xml:space="preserve">    production use beyond test users</w:t>
+      </w:r>
+    </w:p>
+    <w:p>
+      <w:pPr>
         <w:pStyle w:val="Heading3"/>
       </w:pPr>
       <w:r>
@@ -11275,7 +12416,12 @@
     </w:p>
     <w:p>
       <w:r>
-        <w:t xml:space="preserve">  music_library → music_mood_map → moderation_log → seed_books → ui_feedback</w:t>
+        <w:t xml:space="preserve">  contact_discovery_log → prompt_versions → music_library → music_mood_map →</w:t>
+      </w:r>
+    </w:p>
+    <w:p>
+      <w:r>
+        <w:t xml:space="preserve">  moderation_log → seed_books → ui_feedback</w:t>
       </w:r>
     </w:p>
     <w:p>
@@ -11958,13 +13104,220 @@
       <w:pPr>
         <w:pStyle w:val="ListBullet"/>
       </w:pPr>
+      <w:r/>
+      <w:r>
+        <w:rPr>
+          <w:b/>
+        </w:rPr>
+        <w:t>Build semi-automated publisher outreach (ADR 0003):</w:t>
+      </w:r>
+      <w:r/>
+    </w:p>
+    <w:p>
+      <w:r>
+        <w:t xml:space="preserve">  - Install </w:t>
+      </w:r>
+      <w:r>
+        <w:rPr>
+          <w:rFonts w:ascii="Courier New" w:hAnsi="Courier New"/>
+          <w:sz w:val="20"/>
+        </w:rPr>
+        <w:t>next-auth</w:t>
+      </w:r>
+      <w:r>
+        <w:t xml:space="preserve"> with Google provider, </w:t>
+      </w:r>
+      <w:r>
+        <w:rPr>
+          <w:rFonts w:ascii="Courier New" w:hAnsi="Courier New"/>
+          <w:sz w:val="20"/>
+        </w:rPr>
+        <w:t>gmail.compose</w:t>
+      </w:r>
+      <w:r>
+        <w:t xml:space="preserve"> scope</w:t>
+      </w:r>
+    </w:p>
+    <w:p>
+      <w:r>
+        <w:t xml:space="preserve">  - Partner authorises once on first login — refresh token stored encrypted in Supabase</w:t>
+      </w:r>
+    </w:p>
+    <w:p>
+      <w:r>
+        <w:t xml:space="preserve">  - Build contact discovery UI — shows auto-found email with "Confirm" / "Correct it" buttons,</w:t>
+      </w:r>
+    </w:p>
+    <w:p>
+      <w:r>
+        <w:t xml:space="preserve">    logs result to </w:t>
+      </w:r>
+      <w:r>
+        <w:rPr>
+          <w:rFonts w:ascii="Courier New" w:hAnsi="Courier New"/>
+          <w:sz w:val="20"/>
+        </w:rPr>
+        <w:t>contact_discovery_log</w:t>
+      </w:r>
+      <w:r/>
+    </w:p>
+    <w:p>
+      <w:r>
+        <w:t xml:space="preserve">  - Build accuracy calculator — when rolling accuracy ≥ 98% over last 50 runs, switch to</w:t>
+      </w:r>
+    </w:p>
+    <w:p>
+      <w:r>
+        <w:t xml:space="preserve">    </w:t>
+      </w:r>
+      <w:r>
+        <w:rPr>
+          <w:rFonts w:ascii="Courier New" w:hAnsi="Courier New"/>
+          <w:sz w:val="20"/>
+        </w:rPr>
+        <w:t>AUTO_AUTO</w:t>
+      </w:r>
+      <w:r>
+        <w:t xml:space="preserve"> mode (skip confirmation step)</w:t>
+      </w:r>
+    </w:p>
+    <w:p>
+      <w:r>
+        <w:t xml:space="preserve">  - Build Gemini outreach email prompt (Phase 1: base template + dynamic publisher/book fields)</w:t>
+      </w:r>
+    </w:p>
+    <w:p>
+      <w:r>
+        <w:t xml:space="preserve">  - Build </w:t>
+      </w:r>
+      <w:r>
+        <w:rPr>
+          <w:rFonts w:ascii="Courier New" w:hAnsi="Courier New"/>
+          <w:sz w:val="20"/>
+        </w:rPr>
+        <w:t>/api/outreach/draft</w:t>
+      </w:r>
+      <w:r>
+        <w:t xml:space="preserve"> endpoint — generates email via Gemini, creates Gmail draft,</w:t>
+      </w:r>
+    </w:p>
+    <w:p>
+      <w:r>
+        <w:t xml:space="preserve">    saves </w:t>
+      </w:r>
+      <w:r>
+        <w:rPr>
+          <w:rFonts w:ascii="Courier New" w:hAnsi="Courier New"/>
+          <w:sz w:val="20"/>
+        </w:rPr>
+        <w:t>outreach_draft_id</w:t>
+      </w:r>
+      <w:r>
+        <w:t>, returns draft link</w:t>
+      </w:r>
+    </w:p>
+    <w:p>
+      <w:r>
+        <w:t xml:space="preserve">  - Add "Generate Draft in Gmail" button to publisher card — shows "Draft ready" link on success</w:t>
+      </w:r>
+    </w:p>
+    <w:p>
+      <w:r>
+        <w:t xml:space="preserve">  - Add "Mark as Sent" button — sets </w:t>
+      </w:r>
+      <w:r>
+        <w:rPr>
+          <w:rFonts w:ascii="Courier New" w:hAnsi="Courier New"/>
+          <w:sz w:val="20"/>
+        </w:rPr>
+        <w:t>outreach_date</w:t>
+      </w:r>
+      <w:r>
+        <w:t xml:space="preserve">, advances status to </w:t>
+      </w:r>
+      <w:r>
+        <w:rPr>
+          <w:rFonts w:ascii="Courier New" w:hAnsi="Courier New"/>
+          <w:sz w:val="20"/>
+        </w:rPr>
+        <w:t>IN_DISCUSSION</w:t>
+      </w:r>
+      <w:r/>
+    </w:p>
+    <w:p>
+      <w:r>
+        <w:t xml:space="preserve">  - Build daily follow-up job — checks </w:t>
+      </w:r>
+      <w:r>
+        <w:rPr>
+          <w:rFonts w:ascii="Courier New" w:hAnsi="Courier New"/>
+          <w:sz w:val="20"/>
+        </w:rPr>
+        <w:t>IN_DISCUSSION</w:t>
+      </w:r>
+      <w:r>
+        <w:t xml:space="preserve"> records past 7 days, no </w:t>
+      </w:r>
+      <w:r>
+        <w:rPr>
+          <w:rFonts w:ascii="Courier New" w:hAnsi="Courier New"/>
+          <w:sz w:val="20"/>
+        </w:rPr>
+        <w:t>followup_draft_sent_at</w:t>
+      </w:r>
+      <w:r>
+        <w:t>,</w:t>
+      </w:r>
+    </w:p>
+    <w:p>
+      <w:r>
+        <w:t xml:space="preserve">    generates follow-up draft, pushes to Gmail, sets </w:t>
+      </w:r>
+      <w:r>
+        <w:rPr>
+          <w:rFonts w:ascii="Courier New" w:hAnsi="Courier New"/>
+          <w:sz w:val="20"/>
+        </w:rPr>
+        <w:t>followup_draft_sent_at</w:t>
+      </w:r>
+      <w:r/>
+    </w:p>
+    <w:p>
+      <w:r>
+        <w:t xml:space="preserve">  - Add </w:t>
+      </w:r>
+      <w:r>
+        <w:rPr>
+          <w:rFonts w:ascii="Courier New" w:hAnsi="Courier New"/>
+          <w:sz w:val="20"/>
+        </w:rPr>
+        <w:t>prompt_versions</w:t>
+      </w:r>
+      <w:r>
+        <w:t xml:space="preserve"> logging — record which prompt version was used per email sent</w:t>
+      </w:r>
+    </w:p>
+    <w:p>
+      <w:r>
+        <w:t xml:space="preserve">  - Add response rate display to Settings screen</w:t>
+      </w:r>
+    </w:p>
+    <w:p>
+      <w:pPr>
+        <w:pStyle w:val="ListBullet"/>
+      </w:pPr>
       <w:r>
         <w:t>TEST: Full end-to-end — book discovered, enriched, scripted, moderated, rendered, appears</w:t>
       </w:r>
     </w:p>
     <w:p>
       <w:r>
-        <w:t xml:space="preserve">  in queue, downloaded.</w:t>
+        <w:t xml:space="preserve">  in queue, downloaded. Also test: contact discovery → confirm → generate draft → verify in</w:t>
+      </w:r>
+    </w:p>
+    <w:p>
+      <w:r>
+        <w:t xml:space="preserve">  Gmail → mark sent → verify 7-day follow-up fires.</w:t>
       </w:r>
     </w:p>
     <w:p>
